--- a/public/resume/igor-kupchinenko-product-designer-resume-2026.docx
+++ b/public/resume/igor-kupchinenko-product-designer-resume-2026.docx
@@ -80,7 +80,7 @@
     </w:p>
     <w:p>
       <w:r>
-        <w:t>Product designer with a software-engineering background. At SuperGood, my role expanded from mobile development into designing the ordering experience. I designed and built the app released on iOS and Android. My independent work includes a released macOS app and a redesign concept informed by user interviews.</w:t>
+        <w:t>Product designer who researches, designs and ships. Software-engineering background: I prototype in code and direct AI coding agents to turn my specifications into working products. Shipped a Flutter ordering app on iOS and Android, released a macOS app, and coded an Instagram Saves concept from eight interviews.</w:t>
       </w:r>
     </w:p>
     <w:p>
@@ -126,7 +126,7 @@
         <w:keepLines/>
       </w:pPr>
       <w:r>
-        <w:t>Designed and shipped the food-ordering app, from menu and basket through payment and delivery tracking. Built one Flutter app to replace separate Android and iOS applications.</w:t>
+        <w:t>Designed and built the food-ordering app, from menu and basket through payment and delivery tracking: one Flutter app replacing separate Android and iOS apps, with no design-to-code handoff.</w:t>
       </w:r>
     </w:p>
     <w:p>
@@ -145,6 +145,15 @@
       </w:pPr>
       <w:r>
         <w:t>Made previous orders reusable: users could add individual dishes or the whole order back to the basket. Added access through favourites and adapted layouts for different mobile screens.</w:t>
+      </w:r>
+    </w:p>
+    <w:p>
+      <w:pPr>
+        <w:pStyle w:val="ListBullet"/>
+        <w:keepLines/>
+      </w:pPr>
+      <w:r>
+        <w:t>Built the app theme on Material Design with custom components bound to it, including a menu whose category tabs and dish list scroll in sync, with animated transitions.</w:t>
       </w:r>
     </w:p>
     <w:p>
@@ -181,7 +190,7 @@
         <w:rPr>
           <w:sz w:val="19"/>
         </w:rPr>
-        <w:t>Independent concept | 2026</w:t>
+        <w:t>Independent concept, coded prototype | 2026</w:t>
       </w:r>
     </w:p>
     <w:p>
@@ -190,7 +199,7 @@
         <w:keepLines/>
       </w:pPr>
       <w:r>
-        <w:t>Spoke with eight people about saving and finding posts. Used the recurring problems to shape collection suggestions, search and date filters, notes and pins.</w:t>
+        <w:t>Interviewed eight people about saving and finding posts. Turned the recurring problems into collection suggestions, search and date filters, notes, pins and shared reactions.</w:t>
       </w:r>
     </w:p>
     <w:p>
@@ -199,7 +208,7 @@
         <w:keepLines/>
       </w:pPr>
       <w:r>
-        <w:t>Built an interactive prototype of the proposed flows and explored bringing saved collections into the main feed to help people revisit them.</w:t>
+        <w:t>Built the prototype in code (React): an interactive app running live on my site, plus walkthrough films in Remotion. Explored surfacing saved collections in the main feed.</w:t>
       </w:r>
     </w:p>
     <w:p>
@@ -228,7 +237,7 @@
         <w:rPr>
           <w:sz w:val="19"/>
         </w:rPr>
-        <w:t>Personal project | Jul 2026 - Aug 2026</w:t>
+        <w:t>Personal project, released on GitHub | Jul 2026 - Aug 2026</w:t>
       </w:r>
     </w:p>
     <w:p>
@@ -237,7 +246,7 @@
         <w:keepLines/>
       </w:pPr>
       <w:r>
-        <w:t>Five exploratory interviews informed an app-first view of Mac performance. Grouped related processes so users could read application totals before opening details.</w:t>
+        <w:t>Five exploratory interviews shaped an app-first view of Mac performance for developers and power users: processes grouped into application totals, with detail one level below.</w:t>
       </w:r>
     </w:p>
     <w:p>
@@ -246,7 +255,7 @@
         <w:keepLines/>
       </w:pPr>
       <w:r>
-        <w:t>Designed the interface and saved-recording comparisons, directed AI-assisted implementation, and released the macOS app with a launch film.</w:t>
+        <w:t>Designed the interface and saved-recording comparisons, wrote the specifications and directed AI coding agents through the SwiftUI build. Released 0.1.1 with identity, artwork and launch film.</w:t>
       </w:r>
     </w:p>
     <w:p>
@@ -284,7 +293,7 @@
         <w:keepLines/>
       </w:pPr>
       <w:r>
-        <w:t>Turned a diploma team's pedagogical research into a Telegram flow for finding, saving and practising Chinese characters. Designed and built the bot and handwriting web app; the prototype is no longer hosted.</w:t>
+        <w:t>Turned a diploma team's pedagogical research into a Telegram flow for finding, saving and practising Chinese characters. Designed and built the bot and handwriting web app; no longer hosted.</w:t>
       </w:r>
     </w:p>
     <w:p>
@@ -321,7 +330,7 @@
         <w:keepLines/>
       </w:pPr>
       <w:r>
-        <w:t>Built payment and order-processing services. Cut PDF receipt processing from 6-10 seconds to 600-650 ms by extracting text directly and retaining OCR for image inputs.</w:t>
+        <w:t>Built payment and order-processing services. Cut PDF receipt processing from 6-10 s to 650 ms by extracting text directly, keeping OCR for images.</w:t>
       </w:r>
     </w:p>
     <w:p>
@@ -363,7 +372,11 @@
     </w:p>
     <w:p>
       <w:r>
-        <w:t>User interviews, research synthesis, user flows, interaction and visual design, prototyping, usability testing, responsive layouts and motion. Figma; code prototypes with Flutter and Vue; software development with Go, Python and Unity.</w:t>
+        <w:t>Design: user interviews, synthesis, flows, interaction and visual design, motion, prototyping, usability testing. Figma, Material Design.</w:t>
+        <w:br/>
+        <w:t>Code: HTML, CSS, JavaScript, React and Flutter prototypes; a SwiftUI app shipped by directing AI coding agents (Claude Code, Codex); Go, Python; Unity, Godot, raylib, OpenGL.</w:t>
+        <w:br/>
+        <w:t>Portfolio site built by me in Astro and React, including the embedded interactive Instagram prototype.</w:t>
       </w:r>
     </w:p>
     <w:p>
@@ -379,9 +392,7 @@
         <w:spacing w:after="20"/>
       </w:pPr>
       <w:r>
-        <w:t>Bachelor of Computer &amp; Information Science | 2019 - 2023</w:t>
-        <w:br/>
-        <w:t>Moscow Finance and Law Academy (MFUA)</w:t>
+        <w:t>Bachelor of Computer &amp; Information Science, Moscow Finance and Law Academy (MFUA) | 2019 - 2023</w:t>
       </w:r>
     </w:p>
     <w:p>
@@ -391,7 +402,7 @@
     </w:p>
     <w:sectPr>
       <w:pgSz w:w="11906" w:h="16838"/>
-      <w:pgMar w:top="737" w:right="907" w:bottom="737" w:left="907" w:header="720" w:footer="720" w:gutter="0"/>
+      <w:pgMar w:top="624" w:right="907" w:bottom="624" w:left="907" w:header="720" w:footer="720" w:gutter="0"/>
       <w:cols w:space="720"/>
       <w:docGrid w:linePitch="360"/>
     </w:sectPr>
@@ -826,7 +837,7 @@
     <w:pPr>
       <w:keepNext/>
       <w:keepLines/>
-      <w:spacing w:before="120" w:after="60"/>
+      <w:spacing w:before="80" w:after="40"/>
       <w:outlineLvl w:val="0"/>
     </w:pPr>
     <w:rPr>

--- a/public/resume/igor-kupchinenko-product-designer-resume-2026.docx
+++ b/public/resume/igor-kupchinenko-product-designer-resume-2026.docx
@@ -15,14 +15,37 @@
         <w:pStyle w:val="Subtitle"/>
       </w:pPr>
       <w:r>
-        <w:t>PRODUCT DESIGNER</w:t>
+        <w:t>PRODUCT DESIGNER · CONSUMER APPS · RESEARCH AND INTERACTION DESIGN</w:t>
       </w:r>
     </w:p>
     <w:p>
       <w:pPr>
         <w:spacing w:after="40"/>
       </w:pPr>
+      <w:r>
+        <w:rPr>
+          <w:sz w:val="20"/>
+        </w:rPr>
+        <w:t xml:space="preserve">Portfolio: </w:t>
+      </w:r>
       <w:hyperlink r:id="rId9">
+        <w:r>
+          <w:rPr>
+            <w:rFonts w:ascii="Arial" w:hAnsi="Arial" w:cs="Arial"/>
+            <w:color w:val="222222"/>
+            <w:sz w:val="20"/>
+            <w:u w:val="single"/>
+          </w:rPr>
+          <w:t>kidpudel.github.io/personal-website</w:t>
+        </w:r>
+      </w:hyperlink>
+      <w:r>
+        <w:rPr>
+          <w:sz w:val="20"/>
+        </w:rPr>
+        <w:t xml:space="preserve">  |  </w:t>
+      </w:r>
+      <w:hyperlink r:id="rId10">
         <w:r>
           <w:rPr>
             <w:rFonts w:ascii="Arial" w:hAnsi="Arial" w:cs="Arial"/>
@@ -33,25 +56,17 @@
           <w:t>i.kupchinenko@gmail.com</w:t>
         </w:r>
       </w:hyperlink>
-      <w:r>
-        <w:t xml:space="preserve">  |  </w:t>
-      </w:r>
-      <w:hyperlink r:id="rId10">
-        <w:r>
-          <w:rPr>
-            <w:rFonts w:ascii="Arial" w:hAnsi="Arial" w:cs="Arial"/>
-            <w:color w:val="222222"/>
-            <w:sz w:val="20"/>
-            <w:u w:val="single"/>
-          </w:rPr>
-          <w:t>kidpudel.github.io/personal-website</w:t>
-        </w:r>
-      </w:hyperlink>
     </w:p>
     <w:p>
       <w:pPr>
         <w:spacing w:after="120"/>
       </w:pPr>
+      <w:r>
+        <w:rPr>
+          <w:sz w:val="20"/>
+        </w:rPr>
+        <w:t xml:space="preserve">Moscow · office, hybrid or remote  |  </w:t>
+      </w:r>
       <w:hyperlink r:id="rId11">
         <w:r>
           <w:rPr>
@@ -64,6 +79,9 @@
         </w:r>
       </w:hyperlink>
       <w:r>
+        <w:rPr>
+          <w:sz w:val="20"/>
+        </w:rPr>
         <w:t xml:space="preserve">  |  </w:t>
       </w:r>
       <w:hyperlink r:id="rId12">
@@ -80,7 +98,7 @@
     </w:p>
     <w:p>
       <w:r>
-        <w:t>Product designer who researches, designs and ships. Software-engineering background: I prototype in code and direct AI coding agents to turn my specifications into working products. Shipped a Flutter ordering app on iOS and Android, released a macOS app, and coded an Instagram Saves concept from eight interviews.</w:t>
+        <w:t>Product designer for consumer apps. I start with interviews and watching people use a product, then design the flows and information that show them what is happening, what comes next and what it costs. Shipped a food-ordering app on iOS and Android; since then, research-led projects built as working prototypes. A software-engineering background lets me test ideas in code, not only in Figma.</w:t>
       </w:r>
     </w:p>
     <w:p>
@@ -88,7 +106,7 @@
         <w:pStyle w:val="Heading1"/>
       </w:pPr>
       <w:r>
-        <w:t>RELEVANT DESIGN EXPERIENCE</w:t>
+        <w:t>PRODUCT DESIGN EXPERIENCE</w:t>
       </w:r>
     </w:p>
     <w:p>
@@ -117,7 +135,7 @@
         <w:rPr>
           <w:sz w:val="19"/>
         </w:rPr>
-        <w:t>Product Designer / Mobile Engineer | Jan 2023 - Jul 2024</w:t>
+        <w:t>Product Designer / Mobile Engineer, food delivery app | Aug 2023 - Jul 2024</w:t>
       </w:r>
     </w:p>
     <w:p>
@@ -126,7 +144,9 @@
         <w:keepLines/>
       </w:pPr>
       <w:r>
-        <w:t>Designed and built the food-ordering app, from menu and basket through payment and delivery tracking: one Flutter app replacing separate Android and iOS apps, with no design-to-code handoff.</w:t>
+        <w:t>•</w:t>
+        <w:tab/>
+        <w:t>Public reviews questioned both the app and whether the food was worth the price. Customer conversations, observed orders and prototype tasks showed people could not judge a dish, delivery time or total before paying.</w:t>
       </w:r>
     </w:p>
     <w:p>
@@ -135,7 +155,9 @@
         <w:keepLines/>
       </w:pPr>
       <w:r>
-        <w:t>Customer conversations and ordering tasks highlighted uncertainty about dish details, delivery time and total cost. Added fuller dish information and a persistent order summary.</w:t>
+        <w:t>•</w:t>
+        <w:tab/>
+        <w:t>Added weight, ingredients, nutrition and cooking time to the dish sheet, and a persistent bar with delivery time, item count and total. Brought address, time, payment, bonuses and total into one checkout, each editable in place.</w:t>
       </w:r>
     </w:p>
     <w:p>
@@ -144,7 +166,9 @@
         <w:keepLines/>
       </w:pPr>
       <w:r>
-        <w:t>Made previous orders reusable: users could add individual dishes or the whole order back to the basket. Added access through favourites and adapted layouts for different mobile screens.</w:t>
+        <w:t>•</w:t>
+        <w:tab/>
+        <w:t>Weekday orders often repeated, so I turned order history into reordering: add single dishes or a whole past order back to the basket.</w:t>
       </w:r>
     </w:p>
     <w:p>
@@ -153,7 +177,9 @@
         <w:keepLines/>
       </w:pPr>
       <w:r>
-        <w:t>Built the app theme on Material Design with custom components bound to it, including a menu whose category tabs and dish list scroll in sync, with animated transitions.</w:t>
+        <w:t>•</w:t>
+        <w:tab/>
+        <w:t>Designed and built the app in Flutter, replacing separate iOS and Android apps with no handoff: menu, basket, payment and 3DS, maps and tracking, loyalty, on a design system of Material Design components. Shipped on both platforms.</w:t>
       </w:r>
     </w:p>
     <w:p>
@@ -199,7 +225,9 @@
         <w:keepLines/>
       </w:pPr>
       <w:r>
-        <w:t>Interviewed eight people about saving and finding posts. Turned the recurring problems into collection suggestions, search and date filters, notes, pins and shared reactions.</w:t>
+        <w:t>•</w:t>
+        <w:tab/>
+        <w:t>Interviewed eight people about saving and finding posts. Synthesis showed the work of organising was left to their future selves: too much to file, too little to remember, too easy to leave.</w:t>
       </w:r>
     </w:p>
     <w:p>
@@ -208,7 +236,9 @@
         <w:keepLines/>
       </w:pPr>
       <w:r>
-        <w:t>Built the prototype in code (React): an interactive app running live on my site, plus walkthrough films in Remotion. Explored surfacing saved collections in the main feed.</w:t>
+        <w:t>•</w:t>
+        <w:tab/>
+        <w:t>Designed collection suggestions that shorten filing without removing choice, search by subject, place or note, date filters, pins, and collections as a feed for saves nobody revisits. Built as an interactive React prototype, live on my site.</w:t>
       </w:r>
     </w:p>
     <w:p>
@@ -237,7 +267,7 @@
         <w:rPr>
           <w:sz w:val="19"/>
         </w:rPr>
-        <w:t>Personal project, released on GitHub | Jul 2026 - Aug 2026</w:t>
+        <w:t>Personal macOS app, built with AI coding agents from my specs, released on GitHub | Jul 2026 - Aug 2026</w:t>
       </w:r>
     </w:p>
     <w:p>
@@ -246,7 +276,9 @@
         <w:keepLines/>
       </w:pPr>
       <w:r>
-        <w:t>Five exploratory interviews shaped an app-first view of Mac performance for developers and power users: processes grouped into application totals, with detail one level below.</w:t>
+        <w:t>•</w:t>
+        <w:tab/>
+        <w:t>Five interviews about recent performance checks defined two needs: see a whole application at once, and keep a recording to compare later. Grouped processes under their application, with detail one level below.</w:t>
       </w:r>
     </w:p>
     <w:p>
@@ -255,45 +287,9 @@
         <w:keepLines/>
       </w:pPr>
       <w:r>
-        <w:t>Designed the interface and saved-recording comparisons, wrote the specifications and directed AI coding agents through the SwiftUI build. Released 0.1.1 with identity, artwork and launch film.</w:t>
-      </w:r>
-    </w:p>
-    <w:p>
-      <w:pPr>
-        <w:pStyle w:val="Heading2"/>
-      </w:pPr>
-      <w:hyperlink r:id="rId16">
-        <w:r>
-          <w:rPr>
-            <w:rFonts w:ascii="Arial" w:hAnsi="Arial" w:cs="Arial"/>
-            <w:color w:val="222222"/>
-            <w:sz w:val="21"/>
-            <w:u w:val="single"/>
-            <w:b/>
-          </w:rPr>
-          <w:t>Two Sticks</w:t>
-        </w:r>
-      </w:hyperlink>
-    </w:p>
-    <w:p>
-      <w:pPr>
-        <w:keepNext/>
-        <w:spacing w:after="40"/>
-      </w:pPr>
-      <w:r>
-        <w:rPr>
-          <w:sz w:val="19"/>
-        </w:rPr>
-        <w:t>Collaborative prototype | May 2024 - Jun 2024</w:t>
-      </w:r>
-    </w:p>
-    <w:p>
-      <w:pPr>
-        <w:pStyle w:val="ListBullet"/>
-        <w:keepLines/>
-      </w:pPr>
-      <w:r>
-        <w:t>Turned a diploma team's pedagogical research into a Telegram flow for finding, saving and practising Chinese characters. Designed and built the bot and handwriting web app; no longer hosted.</w:t>
+        <w:t>•</w:t>
+        <w:tab/>
+        <w:t>Reviewed the first prototype against those tasks and made three changes: cards became a scannable list with a live plot, test setup starts from the app, saved results moved into the recording flow.</w:t>
       </w:r>
     </w:p>
     <w:p>
@@ -301,7 +297,7 @@
         <w:pStyle w:val="Heading1"/>
       </w:pPr>
       <w:r>
-        <w:t>ADDITIONAL EXPERIENCE</w:t>
+        <w:t>OTHER EXPERIENCE</w:t>
       </w:r>
     </w:p>
     <w:p>
@@ -330,6 +326,8 @@
         <w:keepLines/>
       </w:pPr>
       <w:r>
+        <w:t>•</w:t>
+        <w:tab/>
         <w:t>Built payment and order-processing services. Cut PDF receipt processing from 6-10 s to 650 ms by extracting text directly, keeping OCR for images.</w:t>
       </w:r>
     </w:p>
@@ -350,7 +348,7 @@
         <w:rPr>
           <w:sz w:val="19"/>
         </w:rPr>
-        <w:t>Mobile Game Designer / Prototype Developer | Nov 2022 - Jan 2023</w:t>
+        <w:t>Mobile Game Designer / Prototype Developer | Apr 2023 - Aug 2023</w:t>
       </w:r>
     </w:p>
     <w:p>
@@ -359,7 +357,9 @@
         <w:keepLines/>
       </w:pPr>
       <w:r>
-        <w:t>Built playable Android prototypes in short cycles, shaping interaction flows, player feedback and scope.</w:t>
+        <w:t>•</w:t>
+        <w:tab/>
+        <w:t>Designed and built playable Android game prototypes in short cycles: interaction, player feedback, scope.</w:t>
       </w:r>
     </w:p>
     <w:p>
@@ -372,11 +372,11 @@
     </w:p>
     <w:p>
       <w:r>
-        <w:t>Design: user interviews, synthesis, flows, interaction and visual design, motion, prototyping, usability testing. Figma, Material Design.</w:t>
+        <w:t>Research: user interviews, customer development, usability testing, observation, synthesis, competitor analysis, CJM, JTBD, hypothesis framing.</w:t>
         <w:br/>
-        <w:t>Code: HTML, CSS, JavaScript, React and Flutter prototypes; a SwiftUI app shipped by directing AI coding agents (Claude Code, Codex); Go, Python; Unity, Godot, raylib, OpenGL.</w:t>
+        <w:t>Design: UX/UI, information architecture, user flows, wireframes, interaction design, prototyping, design systems, adaptive layouts, motion. Figma, Material Design, Apple HIG.</w:t>
         <w:br/>
-        <w:t>Portfolio site built by me in Astro and React, including the embedded interactive Instagram prototype.</w:t>
+        <w:t>Code: React, Flutter, HTML/CSS/JS; SwiftUI via AI coding agents (Claude Code, Codex); Go, Python.</w:t>
       </w:r>
     </w:p>
     <w:p>
@@ -392,7 +392,7 @@
         <w:spacing w:after="20"/>
       </w:pPr>
       <w:r>
-        <w:t>Bachelor of Computer &amp; Information Science, Moscow Finance and Law Academy (MFUA) | 2019 - 2023</w:t>
+        <w:t>Diploma in Programming in Computer Systems, MFUA College | 2019 - 2023</w:t>
       </w:r>
     </w:p>
     <w:p>
@@ -1305,9 +1305,9 @@
     <w:unhideWhenUsed/>
     <w:rsid w:val="00326F90"/>
     <w:pPr>
-      <w:numPr>
-        <w:numId w:val="1"/>
-      </w:numPr>
+      <w:tabs>
+        <w:tab w:pos="170" w:val="left"/>
+      </w:tabs>
       <w:spacing w:after="40"/>
       <w:ind w:left="170" w:hanging="170"/>
       <w:contextualSpacing/>
